--- a/templates/visa.docx
+++ b/templates/visa.docx
@@ -241,6 +241,38 @@
                 <w:b w:val="1"/>
                 <w:bCs w:val="1"/>
               </w:rPr>
+              <w:t xml:space="preserve">Организация</w:t>
+            </w:r>
+          </w:p>
+        </w:tc>
+        <w:tc>
+          <w:tcPr>
+            <w:tcW w:w="6300" w:type="dxa"/>
+            <w:noWrap/>
+          </w:tcPr>
+          <w:p>
+            <w:pPr/>
+            <w:r>
+              <w:rPr/>
+              <w:t xml:space="preserve">${organization}</w:t>
+            </w:r>
+          </w:p>
+        </w:tc>
+      </w:tr>
+      <w:tr>
+        <w:trPr/>
+        <w:tc>
+          <w:tcPr>
+            <w:tcW w:w="3200" w:type="dxa"/>
+            <w:noWrap/>
+          </w:tcPr>
+          <w:p>
+            <w:pPr/>
+            <w:r>
+              <w:rPr>
+                <w:b w:val="1"/>
+                <w:bCs w:val="1"/>
+              </w:rPr>
               <w:t xml:space="preserve">Должность</w:t>
             </w:r>
           </w:p>
@@ -302,7 +334,7 @@
           <w:b w:val="1"/>
           <w:bCs w:val="1"/>
         </w:rPr>
-        <w:t xml:space="preserve">Паспортные данные (из единой карточки, а не вводятся заново)</w:t>
+        <w:t xml:space="preserve">Паспортные данные (из привязанного паспорта, а не вводятся заново)</w:t>
       </w:r>
     </w:p>
     <w:tbl>

--- a/templates/visa.docx
+++ b/templates/visa.docx
@@ -334,7 +334,7 @@
           <w:b w:val="1"/>
           <w:bCs w:val="1"/>
         </w:rPr>
-        <w:t xml:space="preserve">Паспортные данные (из привязанного паспорта, а не вводятся заново)</w:t>
+        <w:t xml:space="preserve">Паспортные данные (из привязанного паспорта)</w:t>
       </w:r>
     </w:p>
     <w:tbl>
